--- a/output/docx/ru/BUFRCREX_TableB_ru_01.docx
+++ b/output/docx/ru/BUFRCREX_TableB_ru_01.docx
@@ -1017,7 +1017,7 @@
                 <w:b w:val="0"/>
                 <w:sz w:val="16"/>
               </w:rPr>
-              <w:t>Note 42: Область значения для параметра 0 04 015 лимитирована от -99 до 99; общая последовательность D 06 019 кода CREX является исходной последовательностью с 2 символами только для соответствующего дескриптора.</w:t>
+              <w:t>Note B42: Для кодирования этого элемента необходимо использовать 0 01 020 вместо 0 01 004.</w:t>
             </w:r>
           </w:p>
         </w:tc>
@@ -2554,7 +2554,7 @@
                 <w:b w:val="0"/>
                 <w:sz w:val="16"/>
               </w:rPr>
-              <w:t>Note 125: Неподвижное положение судна сообщается с помощью дескриптора 0 01 012, установленного на 0, и дескриптора 0 01 013, установленного на 0. Неизвестный курс судна (Ds = 9) сообщается посредством дескриптора 0 01 012, установленного на 509. | Note 60: Дескрипторы 0 01 012 и 0 01 013 могут относиться к параметрам различного значения, а соответствующие величины могут быть интегрированы по различным периодам.</w:t>
+              <w:t>Note B125: Неподвижное положение судна сообщается с помощью дескриптора 0 01 012, установленного на 0, и дескриптора 0 01 013, установленного на 0. Неизвестный курс судна (Ds = 9) сообщается посредством дескриптора 0 01 012, установленного на 509. | Note B60: Дескрипторы 0 01 012 и 0 01 013 могут относиться к параметрам различного значения, а соответствующие величины могут быть интегрированы по различным периодам.</w:t>
             </w:r>
           </w:p>
         </w:tc>
@@ -2747,7 +2747,7 @@
                 <w:b w:val="0"/>
                 <w:sz w:val="16"/>
               </w:rPr>
-              <w:t>Note 60: Дескрипторы 0 01 012 и 0 01 013 могут относиться к параметрам различного значения, а соответствующие величины могут быть интегрированы по различным периодам. | Note 125: Неподвижное положение судна сообщается с помощью дескриптора 0 01 012, установленного на 0, и дескриптора 0 01 013, установленного на 0. Неизвестный курс судна (Ds = 9) сообщается посредством дескриптора 0 01 012, установленного на 509.</w:t>
+              <w:t>Note B60: Дескрипторы 0 01 012 и 0 01 013 могут относиться к параметрам различного значения, а соответствующие величины могут быть интегрированы по различным периодам. | Note B125: Неподвижное положение судна сообщается с помощью дескриптора 0 01 012, установленного на 0, и дескриптора 0 01 013, установленного на 0. Неизвестный курс судна (Ds = 9) сообщается посредством дескриптора 0 01 012, установленного на 509.</w:t>
             </w:r>
           </w:p>
         </w:tc>
@@ -4092,7 +4092,7 @@
                 <w:b w:val="0"/>
                 <w:sz w:val="16"/>
               </w:rPr>
-              <w:t>Note 72: Время запуска должно быть указано с наибольшей возможной точностью. Если секунды времени запуска неизвестны, их значение должно быть обозначено как нуль.</w:t>
+              <w:t>Note B72: Для дескриптора 0 01 022 строка символов, представляющая «Название синоптической характеристики», должна быть в форме: «Тип явления» — «Местоположение или географическое название» (например: «вулкан — Попокатепетль», «пожар на нефтяной скважине — Кувейт»).</w:t>
             </w:r>
           </w:p>
         </w:tc>
@@ -4669,7 +4669,7 @@
                 <w:b w:val="0"/>
                 <w:sz w:val="16"/>
               </w:rPr>
-              <w:t>Note 148: Указатель шторма (дескриптор 0 01 025) имеет следующее значение: первыми двумя символами должен быть задан цифровой последовательный номер, присвоенный автором сообщения; третий символ — буква, указывает на океанический бассейн, в котором находится шторм, в соответствии со следующей таблицей: W Северо-западная часть Тихого океана; E Северо-восточная часть Тихого океана до 140° в. д.; C Северо-восточная часть Тихого океана в пределах 140°–180° в. д.; L Северная часть Атлантического океана, включая Карибское море и Мексиканский залив; A Северная часть Аравийского моря; B Бенгальский залив; S Южная часть Индийского океана; P Южная часть Тихого океана; F РСМЦ района Нади в Тихом океане; U Австралия; O Южно-Китайское море; T Восточно-Китайское море. Не требуется, чтобы различные наблюдатели координировали последовательные номера, даже если оба наблюдателя упоминают в сообщениях об одном и том же шторме.</w:t>
+              <w:t>Note B148: Указатель шторма (дескриптор 0 01 025) имеет следующее значение: первыми двумя символами должен быть задан цифровой последовательный номер, присвоенный автором сообщения; третий символ — буква, указывает на океанический бассейн, в котором находится шторм, в соответствии со следующей таблицей: W Северо-западная часть Тихого океана; E Северо-восточная часть Тихого океана до 140° в. д.; C Северо-восточная часть Тихого океана в пределах 140°–180° в. д.; L Северная часть Атлантического океана, включая Карибское море и Мексиканский залив; A Северная часть Аравийского моря; B Бенгальский залив; S Южная часть Индийского океана; P Южная часть Тихого океана; F РСМЦ района Нади в Тихом океане; U Австралия; O Южно-Китайское море; T Восточно-Китайское море. Не требуется, чтобы различные наблюдатели координировали последовательные номера, даже если оба наблюдателя упоминают в сообщениях об одном и том же шторме.</w:t>
             </w:r>
           </w:p>
         </w:tc>
@@ -4862,7 +4862,7 @@
                 <w:b w:val="0"/>
                 <w:sz w:val="16"/>
               </w:rPr>
-              <w:t>Note 43: Выделение спутниковых данных по одному слою в наборы сообщений BUFR оказывается полезным при сжатии и в результате выражается в эффективной передаче и хранении данных.</w:t>
+              <w:t>Note B43: Для кодирования этого элемента необходимо использовать дескриптор 0 01 027 вместо 0 01 026.</w:t>
             </w:r>
           </w:p>
         </w:tc>
@@ -5055,7 +5055,7 @@
                 <w:b w:val="0"/>
                 <w:sz w:val="16"/>
               </w:rPr>
-              <w:t>Note 182: Название шторма, используемое ВМО (дескриптор 0 01 027): в тех случаях, где определяемое тропическое возмущение не достигло силы тропического шторма и ему не было присвоено официальное название, в названии шторма необходимо использовать слово «NAMELESS».</w:t>
+              <w:t>Note B182: Название шторма, используемое ВМО (дескриптор 0 01 027): в тех случаях, где определяемое тропическое возмущение не достигло силы тропического шторма и ему не было присвоено официальное название, в названии шторма необходимо использовать слово «NAMELESS».</w:t>
             </w:r>
           </w:p>
         </w:tc>
@@ -5632,7 +5632,7 @@
                 <w:b w:val="0"/>
                 <w:sz w:val="16"/>
               </w:rPr>
-              <w:t>Note 153: Значением этой характеристики могла бы быть последовательность символов, которая содержит название модели и другие полезные элементы, такие как ячейка модели.</w:t>
+              <w:t>Note B153: Значением этой характеристики могла бы быть последовательность символов, которая содержит название модели и другие полезные элементы, такие как ячейка модели.</w:t>
             </w:r>
           </w:p>
         </w:tc>
@@ -5825,7 +5825,7 @@
                 <w:b w:val="0"/>
                 <w:sz w:val="16"/>
               </w:rPr>
-              <w:t>Note 44: Последовательность 3 09 030 применять не следует по причине некорректного использования дескриптора 0 04 015; вместо нее следует использовать последовательность 3 09 031.</w:t>
+              <w:t>Note B44: Для кодирования центра-поставщика/производителя необходимо использовать дескриптор 0 01 033 вместо дескриптора 0 01 031. Кодовая таблица 0 01 034 должна быть определена ассоциированным центром-поставщиком/производителем, указанным дескриптором 0 01 033 и сообщена Секретариату для публикации.</w:t>
             </w:r>
           </w:p>
         </w:tc>
@@ -6018,7 +6018,7 @@
                 <w:b w:val="0"/>
                 <w:sz w:val="16"/>
               </w:rPr>
-              <w:t>Note 175: Если для определения сложных временных структур требуется более одного временного периода или отклонения, то их необходимо определять следующими друг за другом, при этом необходимо соблюдать следующий порядок: общий период (если требуется), за которым следует прогностической период (если требуется), за которым следует период для усреднения или накапливания (если требуется). | Note 21: Направление перемещения фронта всегда следует указывать, поскольку эти данные необходимы для нанесения на карту. Если скорость перемещения фронта равна нулю, это означает медленное перемещение фронта. Величина в таблице кодов существует для представления квазистационарного фронта. | Note 38: Каждый центр должен разрабатывать кодовую таблицу 0 01 032.</w:t>
+              <w:t>Note B175: Если для определения сложных временных структур требуется более одного временного периода или отклонения, то их необходимо определять следующими друг за другом, при этом необходимо соблюдать следующий порядок: общий период (если требуется), за которым следует прогностической период (если требуется), за которым следует период для усреднения или накапливания (если требуется). | Note B21: Центр-производитель может пожелать сделать ссылку на применение, в результате которого производится информация о качестве и т. д.; в этом случае может быть использован дескриптор 0 01 032, однако соответствующие кодовые таблицы будут меняться в зависимости от того или иного центра. | Note B38: Каждый центр должен разрабатывать кодовую таблицу 0 01 032.</w:t>
             </w:r>
           </w:p>
         </w:tc>
@@ -7747,7 +7747,7 @@
                 <w:b w:val="0"/>
                 <w:sz w:val="16"/>
               </w:rPr>
-              <w:t>Note 154: Величины дескрипторов 0 01 041, 0 01 042 и 0 01 043 были выбраны таким образом, чтобы соответствовать спутникам на полярной, приблизительно солнечно-синхронной орбите. Геостационарные орбиты потребуют более значительной длины данных в отношении расстояния и несколько меньшей — в отношении скорости. | Note 95: Расположенные слева оси x, y и z выбраны для дескрипторов 0 01 041, 0 01 042 и 0 01 043.</w:t>
+              <w:t>Note B154: Величины дескрипторов 0 01 041, 0 01 042 и 0 01 043 были выбраны таким образом, чтобы соответствовать спутникам на полярной, приблизительно солнечно-синхронной орбите. Геостационарные орбиты потребуют более значительной длины данных в отношении расстояния и несколько меньшей — в отношении скорости. | Note B95: Расположенные слева оси x, y и z выбраны для дескрипторов 0 01 041, 0 01 042 и 0 01 043.</w:t>
             </w:r>
           </w:p>
         </w:tc>
@@ -7940,7 +7940,7 @@
                 <w:b w:val="0"/>
                 <w:sz w:val="16"/>
               </w:rPr>
-              <w:t>Note 154: Величины дескрипторов 0 01 041, 0 01 042 и 0 01 043 были выбраны таким образом, чтобы соответствовать спутникам на полярной, приблизительно солнечно-синхронной орбите. Геостационарные орбиты потребуют более значительной длины данных в отношении расстояния и несколько меньшей — в отношении скорости. | Note 95: Расположенные слева оси x, y и z выбраны для дескрипторов 0 01 041, 0 01 042 и 0 01 043.</w:t>
+              <w:t>Note B154: Величины дескрипторов 0 01 041, 0 01 042 и 0 01 043 были выбраны таким образом, чтобы соответствовать спутникам на полярной, приблизительно солнечно-синхронной орбите. Геостационарные орбиты потребуют более значительной длины данных в отношении расстояния и несколько меньшей — в отношении скорости. | Note B95: Расположенные слева оси x, y и z выбраны для дескрипторов 0 01 041, 0 01 042 и 0 01 043.</w:t>
             </w:r>
           </w:p>
         </w:tc>
@@ -8133,7 +8133,7 @@
                 <w:b w:val="0"/>
                 <w:sz w:val="16"/>
               </w:rPr>
-              <w:t>Note 154: Величины дескрипторов 0 01 041, 0 01 042 и 0 01 043 были выбраны таким образом, чтобы соответствовать спутникам на полярной, приблизительно солнечно-синхронной орбите. Геостационарные орбиты потребуют более значительной длины данных в отношении расстояния и несколько меньшей — в отношении скорости. | Note 95: Расположенные слева оси x, y и z выбраны для дескрипторов 0 01 041, 0 01 042 и 0 01 043.</w:t>
+              <w:t>Note B154: Величины дескрипторов 0 01 041, 0 01 042 и 0 01 043 были выбраны таким образом, чтобы соответствовать спутникам на полярной, приблизительно солнечно-синхронной орбите. Геостационарные орбиты потребуют более значительной длины данных в отношении расстояния и несколько меньшей — в отношении скорости. | Note B95: Расположенные слева оси x, y и z выбраны для дескрипторов 0 01 041, 0 01 042 и 0 01 043.</w:t>
             </w:r>
           </w:p>
         </w:tc>
@@ -11014,7 +11014,7 @@
                 <w:b w:val="0"/>
                 <w:sz w:val="16"/>
               </w:rPr>
-              <w:t>Note 45: Некоторые типы станций не в состоянии точно определить состояние поверхности. Они могут сообщать только о таких условиях, как «поверхность не сухая» или «гололед». Кодовая таблица для состояния поверхности дорожного покрытия была скорректирована соответствующим образом.</w:t>
+              <w:t>Note B45: Дескриптор 0 01 082 должен использоваться для сообщения последовательного номера текущего периода передачи сводок радиозонда (например, синоптический цикл) в течение данного года или другого аналогичного определяемого на месте периода времени. Дескриптор 0 01 083 должен использоваться в случае многочисленных последовательных запусков радиозондов в течение единого периода отправления сводок (например, синоптический цикл), с тем чтобы указывать, какой конкретный запуск дал соответствующие значения данных.</w:t>
             </w:r>
           </w:p>
         </w:tc>
@@ -11207,7 +11207,7 @@
                 <w:b w:val="0"/>
                 <w:sz w:val="16"/>
               </w:rPr>
-              <w:t>Note 45: Некоторые типы станций не в состоянии точно определить состояние поверхности. Они могут сообщать только о таких условиях, как «поверхность не сухая» или «гололед». Кодовая таблица для состояния поверхности дорожного покрытия была скорректирована соответствующим образом.</w:t>
+              <w:t>Note B45: Дескриптор 0 01 082 должен использоваться для сообщения последовательного номера текущего периода передачи сводок радиозонда (например, синоптический цикл) в течение данного года или другого аналогичного определяемого на месте периода времени. Дескриптор 0 01 083 должен использоваться в случае многочисленных последовательных запусков радиозондов в течение единого периода отправления сводок (например, синоптический цикл), с тем чтобы указывать, какой конкретный запуск дал соответствующие значения данных.</w:t>
             </w:r>
           </w:p>
         </w:tc>
